--- a/src/templates/folha_rosto/custos_incorridos_vertex.docx
+++ b/src/templates/folha_rosto/custos_incorridos_vertex.docx
@@ -78,27 +78,34 @@
                 <w:sz w:val="24"/>
                 <w:szCs w:val="24"/>
               </w:rPr>
-              <w:t>{{</w:t>
-            </w:r>
-            <w:proofErr w:type="spellStart"/>
-            <w:r>
-              <w:rPr>
-                <w:rFonts w:ascii="Arial" w:eastAsia="Arial" w:hAnsi="Arial" w:cs="Arial"/>
-                <w:color w:val="000000"/>
-                <w:sz w:val="24"/>
-                <w:szCs w:val="24"/>
-              </w:rPr>
-              <w:t>instituicao</w:t>
-            </w:r>
-            <w:proofErr w:type="spellEnd"/>
-            <w:r>
-              <w:rPr>
-                <w:rFonts w:ascii="Arial" w:eastAsia="Arial" w:hAnsi="Arial" w:cs="Arial"/>
-                <w:color w:val="000000"/>
-                <w:sz w:val="24"/>
-                <w:szCs w:val="24"/>
-              </w:rPr>
-              <w:t>}}</w:t>
+              <w:t>{</w:t>
+            </w:r>
+            <w:r>
+              <w:rPr>
+                <w:rFonts w:ascii="Arial" w:eastAsia="Arial" w:hAnsi="Arial" w:cs="Arial"/>
+                <w:color w:val="000000"/>
+                <w:sz w:val="24"/>
+                <w:szCs w:val="24"/>
+              </w:rPr>
+              <w:t>{</w:t>
+            </w:r>
+            <w:r>
+              <w:rPr>
+                <w:rFonts w:ascii="Arial" w:eastAsia="Arial" w:hAnsi="Arial" w:cs="Arial"/>
+                <w:color w:val="000000"/>
+                <w:sz w:val="24"/>
+                <w:szCs w:val="24"/>
+              </w:rPr>
+              <w:t>instituicao}</w:t>
+            </w:r>
+            <w:r>
+              <w:rPr>
+                <w:rFonts w:ascii="Arial" w:eastAsia="Arial" w:hAnsi="Arial" w:cs="Arial"/>
+                <w:color w:val="000000"/>
+                <w:sz w:val="24"/>
+                <w:szCs w:val="24"/>
+              </w:rPr>
+              <w:t>}</w:t>
             </w:r>
           </w:p>
         </w:tc>
@@ -229,27 +236,25 @@
                 <w:sz w:val="24"/>
                 <w:szCs w:val="24"/>
               </w:rPr>
-              <w:t>{{</w:t>
-            </w:r>
-            <w:proofErr w:type="spellStart"/>
-            <w:r>
-              <w:rPr>
-                <w:rFonts w:ascii="Arial" w:eastAsia="Arial" w:hAnsi="Arial" w:cs="Arial"/>
-                <w:color w:val="000000"/>
-                <w:sz w:val="24"/>
-                <w:szCs w:val="24"/>
-              </w:rPr>
-              <w:t>projeto_codigo</w:t>
-            </w:r>
-            <w:proofErr w:type="spellEnd"/>
-            <w:r>
-              <w:rPr>
-                <w:rFonts w:ascii="Arial" w:eastAsia="Arial" w:hAnsi="Arial" w:cs="Arial"/>
-                <w:color w:val="000000"/>
-                <w:sz w:val="24"/>
-                <w:szCs w:val="24"/>
-              </w:rPr>
-              <w:t>}}</w:t>
+              <w:t>{</w:t>
+            </w:r>
+            <w:r>
+              <w:rPr>
+                <w:rFonts w:ascii="Arial" w:eastAsia="Arial" w:hAnsi="Arial" w:cs="Arial"/>
+                <w:color w:val="000000"/>
+                <w:sz w:val="24"/>
+                <w:szCs w:val="24"/>
+              </w:rPr>
+              <w:t>{projeto_codigo}</w:t>
+            </w:r>
+            <w:r>
+              <w:rPr>
+                <w:rFonts w:ascii="Arial" w:eastAsia="Arial" w:hAnsi="Arial" w:cs="Arial"/>
+                <w:color w:val="000000"/>
+                <w:sz w:val="24"/>
+                <w:szCs w:val="24"/>
+              </w:rPr>
+              <w:t>}</w:t>
             </w:r>
           </w:p>
         </w:tc>
@@ -308,9 +313,17 @@
                 <w:sz w:val="24"/>
                 <w:szCs w:val="24"/>
               </w:rPr>
-              <w:t>{{</w:t>
-            </w:r>
-            <w:proofErr w:type="spellStart"/>
+              <w:t>{</w:t>
+            </w:r>
+            <w:r>
+              <w:rPr>
+                <w:rFonts w:ascii="Arial" w:eastAsia="Arial" w:hAnsi="Arial" w:cs="Arial"/>
+                <w:color w:val="000000"/>
+                <w:sz w:val="24"/>
+                <w:szCs w:val="24"/>
+              </w:rPr>
+              <w:t>{</w:t>
+            </w:r>
             <w:r>
               <w:rPr>
                 <w:rFonts w:ascii="Arial" w:eastAsia="Arial" w:hAnsi="Arial" w:cs="Arial"/>
@@ -320,15 +333,23 @@
               </w:rPr>
               <w:t>projeto_nome</w:t>
             </w:r>
-            <w:proofErr w:type="spellEnd"/>
-            <w:r>
-              <w:rPr>
-                <w:rFonts w:ascii="Arial" w:eastAsia="Arial" w:hAnsi="Arial" w:cs="Arial"/>
-                <w:color w:val="000000"/>
-                <w:sz w:val="24"/>
-                <w:szCs w:val="24"/>
-              </w:rPr>
-              <w:t>}}</w:t>
+            <w:r>
+              <w:rPr>
+                <w:rFonts w:ascii="Arial" w:eastAsia="Arial" w:hAnsi="Arial" w:cs="Arial"/>
+                <w:color w:val="000000"/>
+                <w:sz w:val="24"/>
+                <w:szCs w:val="24"/>
+              </w:rPr>
+              <w:t>}</w:t>
+            </w:r>
+            <w:r>
+              <w:rPr>
+                <w:rFonts w:ascii="Arial" w:eastAsia="Arial" w:hAnsi="Arial" w:cs="Arial"/>
+                <w:color w:val="000000"/>
+                <w:sz w:val="24"/>
+                <w:szCs w:val="24"/>
+              </w:rPr>
+              <w:t>}</w:t>
             </w:r>
           </w:p>
         </w:tc>
@@ -430,38 +451,43 @@
                 <w:sz w:val="24"/>
                 <w:szCs w:val="24"/>
               </w:rPr>
-              <w:t>{{</w:t>
-            </w:r>
-            <w:proofErr w:type="spellStart"/>
-            <w:r>
-              <w:rPr>
-                <w:rFonts w:ascii="Arial" w:eastAsia="Arial" w:hAnsi="Arial" w:cs="Arial"/>
-                <w:color w:val="000000"/>
-                <w:sz w:val="24"/>
-                <w:szCs w:val="24"/>
-              </w:rPr>
-              <w:t>pc_</w:t>
-            </w:r>
-            <w:proofErr w:type="gramStart"/>
-            <w:r>
-              <w:rPr>
-                <w:rFonts w:ascii="Arial" w:eastAsia="Arial" w:hAnsi="Arial" w:cs="Arial"/>
-                <w:color w:val="000000"/>
-                <w:sz w:val="24"/>
-                <w:szCs w:val="24"/>
-              </w:rPr>
-              <w:t>numero</w:t>
-            </w:r>
-            <w:proofErr w:type="spellEnd"/>
-            <w:proofErr w:type="gramEnd"/>
-            <w:r>
-              <w:rPr>
-                <w:rFonts w:ascii="Arial" w:eastAsia="Arial" w:hAnsi="Arial" w:cs="Arial"/>
-                <w:color w:val="000000"/>
-                <w:sz w:val="24"/>
-                <w:szCs w:val="24"/>
-              </w:rPr>
-              <w:t>}}</w:t>
+              <w:t>{</w:t>
+            </w:r>
+            <w:r>
+              <w:rPr>
+                <w:rFonts w:ascii="Arial" w:eastAsia="Arial" w:hAnsi="Arial" w:cs="Arial"/>
+                <w:color w:val="000000"/>
+                <w:sz w:val="24"/>
+                <w:szCs w:val="24"/>
+              </w:rPr>
+              <w:t>{</w:t>
+            </w:r>
+            <w:r>
+              <w:rPr>
+                <w:rFonts w:ascii="Arial" w:eastAsia="Arial" w:hAnsi="Arial" w:cs="Arial"/>
+                <w:color w:val="000000"/>
+                <w:sz w:val="24"/>
+                <w:szCs w:val="24"/>
+              </w:rPr>
+              <w:t>pc_numero</w:t>
+            </w:r>
+            <w:r>
+              <w:rPr>
+                <w:rFonts w:ascii="Arial" w:eastAsia="Arial" w:hAnsi="Arial" w:cs="Arial"/>
+                <w:color w:val="000000"/>
+                <w:sz w:val="24"/>
+                <w:szCs w:val="24"/>
+              </w:rPr>
+              <w:t>}</w:t>
+            </w:r>
+            <w:r>
+              <w:rPr>
+                <w:rFonts w:ascii="Arial" w:eastAsia="Arial" w:hAnsi="Arial" w:cs="Arial"/>
+                <w:color w:val="000000"/>
+                <w:sz w:val="24"/>
+                <w:szCs w:val="24"/>
+              </w:rPr>
+              <w:t>}</w:t>
             </w:r>
           </w:p>
         </w:tc>
@@ -548,7 +574,21 @@
                 <w:rFonts w:ascii="Arial" w:eastAsia="Arial" w:hAnsi="Arial" w:cs="Arial"/>
                 <w:bCs/>
               </w:rPr>
-              <w:t>{{rubrica}}</w:t>
+              <w:t>{</w:t>
+            </w:r>
+            <w:r>
+              <w:rPr>
+                <w:rFonts w:ascii="Arial" w:eastAsia="Arial" w:hAnsi="Arial" w:cs="Arial"/>
+                <w:bCs/>
+              </w:rPr>
+              <w:t>{rubrica}</w:t>
+            </w:r>
+            <w:r>
+              <w:rPr>
+                <w:rFonts w:ascii="Arial" w:eastAsia="Arial" w:hAnsi="Arial" w:cs="Arial"/>
+                <w:bCs/>
+              </w:rPr>
+              <w:t>}</w:t>
             </w:r>
           </w:p>
         </w:tc>
@@ -700,7 +740,35 @@
                 <w:rFonts w:ascii="Arial" w:eastAsia="Arial" w:hAnsi="Arial" w:cs="Arial"/>
                 <w:bCs/>
               </w:rPr>
-              <w:t>{{favorecido}}</w:t>
+              <w:t>{</w:t>
+            </w:r>
+            <w:r>
+              <w:rPr>
+                <w:rFonts w:ascii="Arial" w:eastAsia="Arial" w:hAnsi="Arial" w:cs="Arial"/>
+                <w:bCs/>
+              </w:rPr>
+              <w:t>{</w:t>
+            </w:r>
+            <w:r>
+              <w:rPr>
+                <w:rFonts w:ascii="Arial" w:eastAsia="Arial" w:hAnsi="Arial" w:cs="Arial"/>
+                <w:bCs/>
+              </w:rPr>
+              <w:t>f</w:t>
+            </w:r>
+            <w:r>
+              <w:rPr>
+                <w:rFonts w:ascii="Arial" w:eastAsia="Arial" w:hAnsi="Arial" w:cs="Arial"/>
+                <w:bCs/>
+              </w:rPr>
+              <w:t>avorecido}</w:t>
+            </w:r>
+            <w:r>
+              <w:rPr>
+                <w:rFonts w:ascii="Arial" w:eastAsia="Arial" w:hAnsi="Arial" w:cs="Arial"/>
+                <w:bCs/>
+              </w:rPr>
+              <w:t>}</w:t>
             </w:r>
           </w:p>
         </w:tc>
@@ -735,23 +803,21 @@
                 <w:rFonts w:ascii="Arial" w:eastAsia="Arial" w:hAnsi="Arial" w:cs="Arial"/>
                 <w:bCs/>
               </w:rPr>
-              <w:t>{{</w:t>
-            </w:r>
-            <w:proofErr w:type="spellStart"/>
-            <w:r>
-              <w:rPr>
-                <w:rFonts w:ascii="Arial" w:eastAsia="Arial" w:hAnsi="Arial" w:cs="Arial"/>
-                <w:bCs/>
-              </w:rPr>
-              <w:t>cnpj</w:t>
-            </w:r>
-            <w:proofErr w:type="spellEnd"/>
-            <w:r>
-              <w:rPr>
-                <w:rFonts w:ascii="Arial" w:eastAsia="Arial" w:hAnsi="Arial" w:cs="Arial"/>
-                <w:bCs/>
-              </w:rPr>
-              <w:t>}}</w:t>
+              <w:t>{</w:t>
+            </w:r>
+            <w:r>
+              <w:rPr>
+                <w:rFonts w:ascii="Arial" w:eastAsia="Arial" w:hAnsi="Arial" w:cs="Arial"/>
+                <w:bCs/>
+              </w:rPr>
+              <w:t>{cnpj}</w:t>
+            </w:r>
+            <w:r>
+              <w:rPr>
+                <w:rFonts w:ascii="Arial" w:eastAsia="Arial" w:hAnsi="Arial" w:cs="Arial"/>
+                <w:bCs/>
+              </w:rPr>
+              <w:t>}</w:t>
             </w:r>
           </w:p>
         </w:tc>
@@ -785,23 +851,21 @@
                 <w:rFonts w:ascii="Arial" w:eastAsia="Arial" w:hAnsi="Arial" w:cs="Arial"/>
                 <w:bCs/>
               </w:rPr>
-              <w:t>{{</w:t>
-            </w:r>
-            <w:proofErr w:type="spellStart"/>
-            <w:r>
-              <w:rPr>
-                <w:rFonts w:ascii="Arial" w:eastAsia="Arial" w:hAnsi="Arial" w:cs="Arial"/>
-                <w:bCs/>
-              </w:rPr>
-              <w:t>n_extrato</w:t>
-            </w:r>
-            <w:proofErr w:type="spellEnd"/>
-            <w:r>
-              <w:rPr>
-                <w:rFonts w:ascii="Arial" w:eastAsia="Arial" w:hAnsi="Arial" w:cs="Arial"/>
-                <w:bCs/>
-              </w:rPr>
-              <w:t>}}</w:t>
+              <w:t>{</w:t>
+            </w:r>
+            <w:r>
+              <w:rPr>
+                <w:rFonts w:ascii="Arial" w:eastAsia="Arial" w:hAnsi="Arial" w:cs="Arial"/>
+                <w:bCs/>
+              </w:rPr>
+              <w:t>{n_extrato}</w:t>
+            </w:r>
+            <w:r>
+              <w:rPr>
+                <w:rFonts w:ascii="Arial" w:eastAsia="Arial" w:hAnsi="Arial" w:cs="Arial"/>
+                <w:bCs/>
+              </w:rPr>
+              <w:t>}</w:t>
             </w:r>
           </w:p>
         </w:tc>
@@ -989,23 +1053,21 @@
                 <w:rFonts w:ascii="Arial" w:eastAsia="Arial" w:hAnsi="Arial" w:cs="Arial"/>
                 <w:bCs/>
               </w:rPr>
-              <w:t>{{</w:t>
-            </w:r>
-            <w:proofErr w:type="spellStart"/>
-            <w:r>
-              <w:rPr>
-                <w:rFonts w:ascii="Arial" w:eastAsia="Arial" w:hAnsi="Arial" w:cs="Arial"/>
-                <w:bCs/>
-              </w:rPr>
-              <w:t>nf_recibo</w:t>
-            </w:r>
-            <w:proofErr w:type="spellEnd"/>
-            <w:r>
-              <w:rPr>
-                <w:rFonts w:ascii="Arial" w:eastAsia="Arial" w:hAnsi="Arial" w:cs="Arial"/>
-                <w:bCs/>
-              </w:rPr>
-              <w:t>}}</w:t>
+              <w:t>{</w:t>
+            </w:r>
+            <w:r>
+              <w:rPr>
+                <w:rFonts w:ascii="Arial" w:eastAsia="Arial" w:hAnsi="Arial" w:cs="Arial"/>
+                <w:bCs/>
+              </w:rPr>
+              <w:t>{nf_recibo}</w:t>
+            </w:r>
+            <w:r>
+              <w:rPr>
+                <w:rFonts w:ascii="Arial" w:eastAsia="Arial" w:hAnsi="Arial" w:cs="Arial"/>
+                <w:bCs/>
+              </w:rPr>
+              <w:t>}</w:t>
             </w:r>
           </w:p>
         </w:tc>
@@ -1040,23 +1102,21 @@
                 <w:rFonts w:ascii="Arial" w:eastAsia="Arial" w:hAnsi="Arial" w:cs="Arial"/>
                 <w:bCs/>
               </w:rPr>
-              <w:t>{{</w:t>
-            </w:r>
-            <w:proofErr w:type="spellStart"/>
-            <w:r>
-              <w:rPr>
-                <w:rFonts w:ascii="Arial" w:eastAsia="Arial" w:hAnsi="Arial" w:cs="Arial"/>
-                <w:bCs/>
-              </w:rPr>
-              <w:t>data_emissao</w:t>
-            </w:r>
-            <w:proofErr w:type="spellEnd"/>
-            <w:r>
-              <w:rPr>
-                <w:rFonts w:ascii="Arial" w:eastAsia="Arial" w:hAnsi="Arial" w:cs="Arial"/>
-                <w:bCs/>
-              </w:rPr>
-              <w:t>}}</w:t>
+              <w:t>{</w:t>
+            </w:r>
+            <w:r>
+              <w:rPr>
+                <w:rFonts w:ascii="Arial" w:eastAsia="Arial" w:hAnsi="Arial" w:cs="Arial"/>
+                <w:bCs/>
+              </w:rPr>
+              <w:t>{data_emissao}</w:t>
+            </w:r>
+            <w:r>
+              <w:rPr>
+                <w:rFonts w:ascii="Arial" w:eastAsia="Arial" w:hAnsi="Arial" w:cs="Arial"/>
+                <w:bCs/>
+              </w:rPr>
+              <w:t>}</w:t>
             </w:r>
           </w:p>
         </w:tc>
@@ -1090,23 +1150,28 @@
                 <w:rFonts w:ascii="Arial" w:eastAsia="Arial" w:hAnsi="Arial" w:cs="Arial"/>
                 <w:bCs/>
               </w:rPr>
-              <w:t>{{</w:t>
-            </w:r>
-            <w:proofErr w:type="spellStart"/>
-            <w:r>
-              <w:rPr>
-                <w:rFonts w:ascii="Arial" w:eastAsia="Arial" w:hAnsi="Arial" w:cs="Arial"/>
-                <w:bCs/>
-              </w:rPr>
-              <w:t>data_pagamento</w:t>
-            </w:r>
-            <w:proofErr w:type="spellEnd"/>
-            <w:r>
-              <w:rPr>
-                <w:rFonts w:ascii="Arial" w:eastAsia="Arial" w:hAnsi="Arial" w:cs="Arial"/>
-                <w:bCs/>
-              </w:rPr>
-              <w:t>}}</w:t>
+              <w:t>{</w:t>
+            </w:r>
+            <w:r>
+              <w:rPr>
+                <w:rFonts w:ascii="Arial" w:eastAsia="Arial" w:hAnsi="Arial" w:cs="Arial"/>
+                <w:bCs/>
+              </w:rPr>
+              <w:t>{</w:t>
+            </w:r>
+            <w:r>
+              <w:rPr>
+                <w:rFonts w:ascii="Arial" w:eastAsia="Arial" w:hAnsi="Arial" w:cs="Arial"/>
+                <w:bCs/>
+              </w:rPr>
+              <w:t>data_pagamento}</w:t>
+            </w:r>
+            <w:r>
+              <w:rPr>
+                <w:rFonts w:ascii="Arial" w:eastAsia="Arial" w:hAnsi="Arial" w:cs="Arial"/>
+                <w:bCs/>
+              </w:rPr>
+              <w:t>}</w:t>
             </w:r>
           </w:p>
         </w:tc>
@@ -1141,23 +1206,21 @@
                 <w:rFonts w:ascii="Arial" w:eastAsia="Arial" w:hAnsi="Arial" w:cs="Arial"/>
                 <w:bCs/>
               </w:rPr>
-              <w:t>{{</w:t>
-            </w:r>
-            <w:proofErr w:type="spellStart"/>
-            <w:r>
-              <w:rPr>
-                <w:rFonts w:ascii="Arial" w:eastAsia="Arial" w:hAnsi="Arial" w:cs="Arial"/>
-                <w:bCs/>
-              </w:rPr>
-              <w:t>valor_pago</w:t>
-            </w:r>
-            <w:proofErr w:type="spellEnd"/>
-            <w:r>
-              <w:rPr>
-                <w:rFonts w:ascii="Arial" w:eastAsia="Arial" w:hAnsi="Arial" w:cs="Arial"/>
-                <w:bCs/>
-              </w:rPr>
-              <w:t>}}</w:t>
+              <w:t>{</w:t>
+            </w:r>
+            <w:r>
+              <w:rPr>
+                <w:rFonts w:ascii="Arial" w:eastAsia="Arial" w:hAnsi="Arial" w:cs="Arial"/>
+                <w:bCs/>
+              </w:rPr>
+              <w:t>{valor_pago}</w:t>
+            </w:r>
+            <w:r>
+              <w:rPr>
+                <w:rFonts w:ascii="Arial" w:eastAsia="Arial" w:hAnsi="Arial" w:cs="Arial"/>
+                <w:bCs/>
+              </w:rPr>
+              <w:t>}</w:t>
             </w:r>
           </w:p>
         </w:tc>
